--- a/deliverables/Solutions_Test_1_EN.docx
+++ b/deliverables/Solutions_Test_1_EN.docx
@@ -5528,7 +5528,1766 @@
         <w:pStyle w:val="Heading1"/>
       </w:pPr>
       <w:r>
-        <w:t>11. Quick family check</w:t>
+        <w:t>11. New study card questions</w:t>
+      </w:r>
+    </w:p>
+    <w:p>
+      <w:pPr>
+        <w:pStyle w:val="Heading2"/>
+      </w:pPr>
+      <w:r>
+        <w:t>Christianity K8 to K15</w:t>
+      </w:r>
+    </w:p>
+    <w:tbl>
+      <w:tblPr>
+        <w:tblStyle w:val="TableGrid"/>
+        <w:tblW w:type="auto" w:w="0"/>
+        <w:jc w:val="center"/>
+        <w:tblLayout w:type="fixed"/>
+        <w:tblLook w:firstColumn="1" w:firstRow="1" w:lastColumn="0" w:lastRow="0" w:noHBand="0" w:noVBand="1" w:val="04A0"/>
+      </w:tblPr>
+      <w:tblGrid>
+        <w:gridCol w:w="3312"/>
+        <w:gridCol w:w="6048"/>
+      </w:tblGrid>
+      <w:tr>
+        <w:trPr>
+          <w:tblHeader w:val="true"/>
+        </w:trPr>
+        <w:tc>
+          <w:tcPr>
+            <w:tcW w:type="dxa" w:w="4961"/>
+            <w:shd w:fill="E8EEF5"/>
+            <w:tcMar>
+              <w:top w:w="80" w:type="dxa"/>
+              <w:bottom w:w="80" w:type="dxa"/>
+              <w:start w:w="120" w:type="dxa"/>
+              <w:end w:w="120" w:type="dxa"/>
+            </w:tcMar>
+          </w:tcPr>
+          <w:p>
+            <w:r>
+              <w:rPr>
+                <w:b/>
+                <w:color w:val="0B4F4A"/>
+                <w:sz w:val="18"/>
+              </w:rPr>
+              <w:t>Question</w:t>
+            </w:r>
+          </w:p>
+        </w:tc>
+        <w:tc>
+          <w:tcPr>
+            <w:tcW w:type="dxa" w:w="4961"/>
+            <w:shd w:fill="E8EEF5"/>
+            <w:tcMar>
+              <w:top w:w="80" w:type="dxa"/>
+              <w:bottom w:w="80" w:type="dxa"/>
+              <w:start w:w="120" w:type="dxa"/>
+              <w:end w:w="120" w:type="dxa"/>
+            </w:tcMar>
+          </w:tcPr>
+          <w:p>
+            <w:r>
+              <w:rPr>
+                <w:b/>
+                <w:color w:val="0B4F4A"/>
+                <w:sz w:val="18"/>
+              </w:rPr>
+              <w:t>Precise answer</w:t>
+            </w:r>
+          </w:p>
+        </w:tc>
+      </w:tr>
+      <w:tr>
+        <w:tc>
+          <w:tcPr>
+            <w:tcW w:type="dxa" w:w="3312"/>
+            <w:tcMar>
+              <w:top w:w="80" w:type="dxa"/>
+              <w:bottom w:w="80" w:type="dxa"/>
+              <w:start w:w="120" w:type="dxa"/>
+              <w:end w:w="120" w:type="dxa"/>
+            </w:tcMar>
+          </w:tcPr>
+          <w:p>
+            <w:pPr>
+              <w:spacing w:after="40" w:line="264" w:lineRule="auto"/>
+            </w:pPr>
+            <w:r>
+              <w:rPr>
+                <w:sz w:val="18"/>
+              </w:rPr>
+              <w:t>Why is Sunday special?</w:t>
+            </w:r>
+          </w:p>
+        </w:tc>
+        <w:tc>
+          <w:tcPr>
+            <w:tcW w:type="dxa" w:w="6048"/>
+            <w:tcMar>
+              <w:top w:w="80" w:type="dxa"/>
+              <w:bottom w:w="80" w:type="dxa"/>
+              <w:start w:w="120" w:type="dxa"/>
+              <w:end w:w="120" w:type="dxa"/>
+            </w:tcMar>
+          </w:tcPr>
+          <w:p>
+            <w:pPr>
+              <w:spacing w:after="40" w:line="264" w:lineRule="auto"/>
+            </w:pPr>
+            <w:r>
+              <w:rPr>
+                <w:sz w:val="18"/>
+              </w:rPr>
+              <w:t>It recalls Jesus' resurrection; Christians gather for worship.</w:t>
+            </w:r>
+          </w:p>
+        </w:tc>
+      </w:tr>
+      <w:tr>
+        <w:tc>
+          <w:tcPr>
+            <w:tcW w:type="dxa" w:w="3312"/>
+            <w:tcMar>
+              <w:top w:w="80" w:type="dxa"/>
+              <w:bottom w:w="80" w:type="dxa"/>
+              <w:start w:w="120" w:type="dxa"/>
+              <w:end w:w="120" w:type="dxa"/>
+            </w:tcMar>
+          </w:tcPr>
+          <w:p>
+            <w:pPr>
+              <w:spacing w:after="40" w:line="264" w:lineRule="auto"/>
+            </w:pPr>
+            <w:r>
+              <w:rPr>
+                <w:sz w:val="18"/>
+              </w:rPr>
+              <w:t>Persons of the Trinity</w:t>
+            </w:r>
+          </w:p>
+        </w:tc>
+        <w:tc>
+          <w:tcPr>
+            <w:tcW w:type="dxa" w:w="6048"/>
+            <w:tcMar>
+              <w:top w:w="80" w:type="dxa"/>
+              <w:bottom w:w="80" w:type="dxa"/>
+              <w:start w:w="120" w:type="dxa"/>
+              <w:end w:w="120" w:type="dxa"/>
+            </w:tcMar>
+          </w:tcPr>
+          <w:p>
+            <w:pPr>
+              <w:spacing w:after="40" w:line="264" w:lineRule="auto"/>
+            </w:pPr>
+            <w:r>
+              <w:rPr>
+                <w:sz w:val="18"/>
+              </w:rPr>
+              <w:t>Father, Son and Holy Spirit.</w:t>
+            </w:r>
+          </w:p>
+        </w:tc>
+      </w:tr>
+      <w:tr>
+        <w:tc>
+          <w:tcPr>
+            <w:tcW w:type="dxa" w:w="3312"/>
+            <w:tcMar>
+              <w:top w:w="80" w:type="dxa"/>
+              <w:bottom w:w="80" w:type="dxa"/>
+              <w:start w:w="120" w:type="dxa"/>
+              <w:end w:w="120" w:type="dxa"/>
+            </w:tcMar>
+          </w:tcPr>
+          <w:p>
+            <w:pPr>
+              <w:spacing w:after="40" w:line="264" w:lineRule="auto"/>
+            </w:pPr>
+            <w:r>
+              <w:rPr>
+                <w:sz w:val="18"/>
+              </w:rPr>
+              <w:t>Main confessions</w:t>
+            </w:r>
+          </w:p>
+        </w:tc>
+        <w:tc>
+          <w:tcPr>
+            <w:tcW w:type="dxa" w:w="6048"/>
+            <w:tcMar>
+              <w:top w:w="80" w:type="dxa"/>
+              <w:bottom w:w="80" w:type="dxa"/>
+              <w:start w:w="120" w:type="dxa"/>
+              <w:end w:w="120" w:type="dxa"/>
+            </w:tcMar>
+          </w:tcPr>
+          <w:p>
+            <w:pPr>
+              <w:spacing w:after="40" w:line="264" w:lineRule="auto"/>
+            </w:pPr>
+            <w:r>
+              <w:rPr>
+                <w:sz w:val="18"/>
+              </w:rPr>
+              <w:t>Three: Roman Catholic, Protestant/Reformed and Orthodox.</w:t>
+            </w:r>
+          </w:p>
+        </w:tc>
+      </w:tr>
+      <w:tr>
+        <w:tc>
+          <w:tcPr>
+            <w:tcW w:type="dxa" w:w="3312"/>
+            <w:tcMar>
+              <w:top w:w="80" w:type="dxa"/>
+              <w:bottom w:w="80" w:type="dxa"/>
+              <w:start w:w="120" w:type="dxa"/>
+              <w:end w:w="120" w:type="dxa"/>
+            </w:tcMar>
+          </w:tcPr>
+          <w:p>
+            <w:pPr>
+              <w:spacing w:after="40" w:line="264" w:lineRule="auto"/>
+            </w:pPr>
+            <w:r>
+              <w:rPr>
+                <w:sz w:val="18"/>
+              </w:rPr>
+              <w:t>Head of the Catholic Church</w:t>
+            </w:r>
+          </w:p>
+        </w:tc>
+        <w:tc>
+          <w:tcPr>
+            <w:tcW w:type="dxa" w:w="6048"/>
+            <w:tcMar>
+              <w:top w:w="80" w:type="dxa"/>
+              <w:bottom w:w="80" w:type="dxa"/>
+              <w:start w:w="120" w:type="dxa"/>
+              <w:end w:w="120" w:type="dxa"/>
+            </w:tcMar>
+          </w:tcPr>
+          <w:p>
+            <w:pPr>
+              <w:spacing w:after="40" w:line="264" w:lineRule="auto"/>
+            </w:pPr>
+            <w:r>
+              <w:rPr>
+                <w:sz w:val="18"/>
+              </w:rPr>
+              <w:t>The Pope.</w:t>
+            </w:r>
+          </w:p>
+        </w:tc>
+      </w:tr>
+      <w:tr>
+        <w:tc>
+          <w:tcPr>
+            <w:tcW w:type="dxa" w:w="3312"/>
+            <w:tcMar>
+              <w:top w:w="80" w:type="dxa"/>
+              <w:bottom w:w="80" w:type="dxa"/>
+              <w:start w:w="120" w:type="dxa"/>
+              <w:end w:w="120" w:type="dxa"/>
+            </w:tcMar>
+          </w:tcPr>
+          <w:p>
+            <w:pPr>
+              <w:spacing w:after="40" w:line="264" w:lineRule="auto"/>
+            </w:pPr>
+            <w:r>
+              <w:rPr>
+                <w:sz w:val="18"/>
+              </w:rPr>
+              <w:t>Reformation</w:t>
+            </w:r>
+          </w:p>
+        </w:tc>
+        <w:tc>
+          <w:tcPr>
+            <w:tcW w:type="dxa" w:w="6048"/>
+            <w:tcMar>
+              <w:top w:w="80" w:type="dxa"/>
+              <w:bottom w:w="80" w:type="dxa"/>
+              <w:start w:w="120" w:type="dxa"/>
+              <w:end w:w="120" w:type="dxa"/>
+            </w:tcMar>
+          </w:tcPr>
+          <w:p>
+            <w:pPr>
+              <w:spacing w:after="40" w:line="264" w:lineRule="auto"/>
+            </w:pPr>
+            <w:r>
+              <w:rPr>
+                <w:sz w:val="18"/>
+              </w:rPr>
+              <w:t>For the worksheet: Martin Luther. Historically, several reformers were involved.</w:t>
+            </w:r>
+          </w:p>
+        </w:tc>
+      </w:tr>
+      <w:tr>
+        <w:tc>
+          <w:tcPr>
+            <w:tcW w:type="dxa" w:w="3312"/>
+            <w:tcMar>
+              <w:top w:w="80" w:type="dxa"/>
+              <w:bottom w:w="80" w:type="dxa"/>
+              <w:start w:w="120" w:type="dxa"/>
+              <w:end w:w="120" w:type="dxa"/>
+            </w:tcMar>
+          </w:tcPr>
+          <w:p>
+            <w:pPr>
+              <w:spacing w:after="40" w:line="264" w:lineRule="auto"/>
+            </w:pPr>
+            <w:r>
+              <w:rPr>
+                <w:sz w:val="18"/>
+              </w:rPr>
+              <w:t>Orthodox sacred images</w:t>
+            </w:r>
+          </w:p>
+        </w:tc>
+        <w:tc>
+          <w:tcPr>
+            <w:tcW w:type="dxa" w:w="6048"/>
+            <w:tcMar>
+              <w:top w:w="80" w:type="dxa"/>
+              <w:bottom w:w="80" w:type="dxa"/>
+              <w:start w:w="120" w:type="dxa"/>
+              <w:end w:w="120" w:type="dxa"/>
+            </w:tcMar>
+          </w:tcPr>
+          <w:p>
+            <w:pPr>
+              <w:spacing w:after="40" w:line="264" w:lineRule="auto"/>
+            </w:pPr>
+            <w:r>
+              <w:rPr>
+                <w:sz w:val="18"/>
+              </w:rPr>
+              <w:t>Icons, Ikonen in German.</w:t>
+            </w:r>
+          </w:p>
+        </w:tc>
+      </w:tr>
+      <w:tr>
+        <w:tc>
+          <w:tcPr>
+            <w:tcW w:type="dxa" w:w="3312"/>
+            <w:tcMar>
+              <w:top w:w="80" w:type="dxa"/>
+              <w:bottom w:w="80" w:type="dxa"/>
+              <w:start w:w="120" w:type="dxa"/>
+              <w:end w:w="120" w:type="dxa"/>
+            </w:tcMar>
+          </w:tcPr>
+          <w:p>
+            <w:pPr>
+              <w:spacing w:after="40" w:line="264" w:lineRule="auto"/>
+            </w:pPr>
+            <w:r>
+              <w:rPr>
+                <w:sz w:val="18"/>
+              </w:rPr>
+              <w:t>Example of a free church</w:t>
+            </w:r>
+          </w:p>
+        </w:tc>
+        <w:tc>
+          <w:tcPr>
+            <w:tcW w:type="dxa" w:w="6048"/>
+            <w:tcMar>
+              <w:top w:w="80" w:type="dxa"/>
+              <w:bottom w:w="80" w:type="dxa"/>
+              <w:start w:w="120" w:type="dxa"/>
+              <w:end w:w="120" w:type="dxa"/>
+            </w:tcMar>
+          </w:tcPr>
+          <w:p>
+            <w:pPr>
+              <w:spacing w:after="40" w:line="264" w:lineRule="auto"/>
+            </w:pPr>
+            <w:r>
+              <w:rPr>
+                <w:sz w:val="18"/>
+              </w:rPr>
+              <w:t>For example Baptists, Methodists, Mennonites or Pentecostals.</w:t>
+            </w:r>
+          </w:p>
+        </w:tc>
+      </w:tr>
+      <w:tr>
+        <w:tc>
+          <w:tcPr>
+            <w:tcW w:type="dxa" w:w="3312"/>
+            <w:tcMar>
+              <w:top w:w="80" w:type="dxa"/>
+              <w:bottom w:w="80" w:type="dxa"/>
+              <w:start w:w="120" w:type="dxa"/>
+              <w:end w:w="120" w:type="dxa"/>
+            </w:tcMar>
+          </w:tcPr>
+          <w:p>
+            <w:pPr>
+              <w:spacing w:after="40" w:line="264" w:lineRule="auto"/>
+            </w:pPr>
+            <w:r>
+              <w:rPr>
+                <w:sz w:val="18"/>
+              </w:rPr>
+              <w:t>Hope attached to pilgrimage</w:t>
+            </w:r>
+          </w:p>
+        </w:tc>
+        <w:tc>
+          <w:tcPr>
+            <w:tcW w:type="dxa" w:w="6048"/>
+            <w:tcMar>
+              <w:top w:w="80" w:type="dxa"/>
+              <w:bottom w:w="80" w:type="dxa"/>
+              <w:start w:w="120" w:type="dxa"/>
+              <w:end w:w="120" w:type="dxa"/>
+            </w:tcMar>
+          </w:tcPr>
+          <w:p>
+            <w:pPr>
+              <w:spacing w:after="40" w:line="264" w:lineRule="auto"/>
+            </w:pPr>
+            <w:r>
+              <w:rPr>
+                <w:sz w:val="18"/>
+              </w:rPr>
+              <w:t>To deepen faith, pray, reflect on God and experience community.</w:t>
+            </w:r>
+          </w:p>
+        </w:tc>
+      </w:tr>
+    </w:tbl>
+    <w:p>
+      <w:pPr>
+        <w:spacing w:after="20"/>
+      </w:pPr>
+      <w:r>
+        <w:rPr>
+          <w:b w:val="0"/>
+          <w:i w:val="0"/>
+        </w:rPr>
+      </w:r>
+    </w:p>
+    <w:p>
+      <w:pPr>
+        <w:pStyle w:val="Heading2"/>
+      </w:pPr>
+      <w:r>
+        <w:t>Judaism K1 to K13</w:t>
+      </w:r>
+    </w:p>
+    <w:tbl>
+      <w:tblPr>
+        <w:tblStyle w:val="TableGrid"/>
+        <w:tblW w:type="auto" w:w="0"/>
+        <w:jc w:val="center"/>
+        <w:tblLayout w:type="fixed"/>
+        <w:tblLook w:firstColumn="1" w:firstRow="1" w:lastColumn="0" w:lastRow="0" w:noHBand="0" w:noVBand="1" w:val="04A0"/>
+      </w:tblPr>
+      <w:tblGrid>
+        <w:gridCol w:w="3312"/>
+        <w:gridCol w:w="6048"/>
+      </w:tblGrid>
+      <w:tr>
+        <w:trPr>
+          <w:tblHeader w:val="true"/>
+        </w:trPr>
+        <w:tc>
+          <w:tcPr>
+            <w:tcW w:type="dxa" w:w="4961"/>
+            <w:shd w:fill="E8EEF5"/>
+            <w:tcMar>
+              <w:top w:w="80" w:type="dxa"/>
+              <w:bottom w:w="80" w:type="dxa"/>
+              <w:start w:w="120" w:type="dxa"/>
+              <w:end w:w="120" w:type="dxa"/>
+            </w:tcMar>
+          </w:tcPr>
+          <w:p>
+            <w:r>
+              <w:rPr>
+                <w:b/>
+                <w:color w:val="0B4F4A"/>
+                <w:sz w:val="17"/>
+              </w:rPr>
+              <w:t>Question</w:t>
+            </w:r>
+          </w:p>
+        </w:tc>
+        <w:tc>
+          <w:tcPr>
+            <w:tcW w:type="dxa" w:w="4961"/>
+            <w:shd w:fill="E8EEF5"/>
+            <w:tcMar>
+              <w:top w:w="80" w:type="dxa"/>
+              <w:bottom w:w="80" w:type="dxa"/>
+              <w:start w:w="120" w:type="dxa"/>
+              <w:end w:w="120" w:type="dxa"/>
+            </w:tcMar>
+          </w:tcPr>
+          <w:p>
+            <w:r>
+              <w:rPr>
+                <w:b/>
+                <w:color w:val="0B4F4A"/>
+                <w:sz w:val="17"/>
+              </w:rPr>
+              <w:t>Precise answer</w:t>
+            </w:r>
+          </w:p>
+        </w:tc>
+      </w:tr>
+      <w:tr>
+        <w:tc>
+          <w:tcPr>
+            <w:tcW w:type="dxa" w:w="3312"/>
+            <w:tcMar>
+              <w:top w:w="80" w:type="dxa"/>
+              <w:bottom w:w="80" w:type="dxa"/>
+              <w:start w:w="120" w:type="dxa"/>
+              <w:end w:w="120" w:type="dxa"/>
+            </w:tcMar>
+          </w:tcPr>
+          <w:p>
+            <w:pPr>
+              <w:spacing w:after="40" w:line="264" w:lineRule="auto"/>
+            </w:pPr>
+            <w:r>
+              <w:rPr>
+                <w:sz w:val="17"/>
+              </w:rPr>
+              <w:t>Age and population</w:t>
+            </w:r>
+          </w:p>
+        </w:tc>
+        <w:tc>
+          <w:tcPr>
+            <w:tcW w:type="dxa" w:w="6048"/>
+            <w:tcMar>
+              <w:top w:w="80" w:type="dxa"/>
+              <w:bottom w:w="80" w:type="dxa"/>
+              <w:start w:w="120" w:type="dxa"/>
+              <w:end w:w="120" w:type="dxa"/>
+            </w:tcMar>
+          </w:tcPr>
+          <w:p>
+            <w:pPr>
+              <w:spacing w:after="40" w:line="264" w:lineRule="auto"/>
+            </w:pPr>
+            <w:r>
+              <w:rPr>
+                <w:sz w:val="17"/>
+              </w:rPr>
+              <w:t>For the card: about 4,000 years and about 14 million. Current estimates are higher and depend on definition.</w:t>
+            </w:r>
+          </w:p>
+        </w:tc>
+      </w:tr>
+      <w:tr>
+        <w:tc>
+          <w:tcPr>
+            <w:tcW w:type="dxa" w:w="3312"/>
+            <w:tcMar>
+              <w:top w:w="80" w:type="dxa"/>
+              <w:bottom w:w="80" w:type="dxa"/>
+              <w:start w:w="120" w:type="dxa"/>
+              <w:end w:w="120" w:type="dxa"/>
+            </w:tcMar>
+          </w:tcPr>
+          <w:p>
+            <w:pPr>
+              <w:spacing w:after="40" w:line="264" w:lineRule="auto"/>
+            </w:pPr>
+            <w:r>
+              <w:rPr>
+                <w:sz w:val="17"/>
+              </w:rPr>
+              <w:t>Country with most Jews</w:t>
+            </w:r>
+          </w:p>
+        </w:tc>
+        <w:tc>
+          <w:tcPr>
+            <w:tcW w:type="dxa" w:w="6048"/>
+            <w:tcMar>
+              <w:top w:w="80" w:type="dxa"/>
+              <w:bottom w:w="80" w:type="dxa"/>
+              <w:start w:w="120" w:type="dxa"/>
+              <w:end w:w="120" w:type="dxa"/>
+            </w:tcMar>
+          </w:tcPr>
+          <w:p>
+            <w:pPr>
+              <w:spacing w:after="40" w:line="264" w:lineRule="auto"/>
+            </w:pPr>
+            <w:r>
+              <w:rPr>
+                <w:sz w:val="17"/>
+              </w:rPr>
+              <w:t>Israel, followed by the United States.</w:t>
+            </w:r>
+          </w:p>
+        </w:tc>
+      </w:tr>
+      <w:tr>
+        <w:tc>
+          <w:tcPr>
+            <w:tcW w:type="dxa" w:w="3312"/>
+            <w:tcMar>
+              <w:top w:w="80" w:type="dxa"/>
+              <w:bottom w:w="80" w:type="dxa"/>
+              <w:start w:w="120" w:type="dxa"/>
+              <w:end w:w="120" w:type="dxa"/>
+            </w:tcMar>
+          </w:tcPr>
+          <w:p>
+            <w:pPr>
+              <w:spacing w:after="40" w:line="264" w:lineRule="auto"/>
+            </w:pPr>
+            <w:r>
+              <w:rPr>
+                <w:sz w:val="17"/>
+              </w:rPr>
+              <w:t>Covenant with Abraham</w:t>
+            </w:r>
+          </w:p>
+        </w:tc>
+        <w:tc>
+          <w:tcPr>
+            <w:tcW w:type="dxa" w:w="6048"/>
+            <w:tcMar>
+              <w:top w:w="80" w:type="dxa"/>
+              <w:bottom w:w="80" w:type="dxa"/>
+              <w:start w:w="120" w:type="dxa"/>
+              <w:end w:w="120" w:type="dxa"/>
+            </w:tcMar>
+          </w:tcPr>
+          <w:p>
+            <w:pPr>
+              <w:spacing w:after="40" w:line="264" w:lineRule="auto"/>
+            </w:pPr>
+            <w:r>
+              <w:rPr>
+                <w:sz w:val="17"/>
+              </w:rPr>
+              <w:t>In Jewish tradition, God made a covenant with Abraham and promised him many descendants.</w:t>
+            </w:r>
+          </w:p>
+        </w:tc>
+      </w:tr>
+      <w:tr>
+        <w:tc>
+          <w:tcPr>
+            <w:tcW w:type="dxa" w:w="3312"/>
+            <w:tcMar>
+              <w:top w:w="80" w:type="dxa"/>
+              <w:bottom w:w="80" w:type="dxa"/>
+              <w:start w:w="120" w:type="dxa"/>
+              <w:end w:w="120" w:type="dxa"/>
+            </w:tcMar>
+          </w:tcPr>
+          <w:p>
+            <w:pPr>
+              <w:spacing w:after="40" w:line="264" w:lineRule="auto"/>
+            </w:pPr>
+            <w:r>
+              <w:rPr>
+                <w:sz w:val="17"/>
+              </w:rPr>
+              <w:t>Expected deliverer</w:t>
+            </w:r>
+          </w:p>
+        </w:tc>
+        <w:tc>
+          <w:tcPr>
+            <w:tcW w:type="dxa" w:w="6048"/>
+            <w:tcMar>
+              <w:top w:w="80" w:type="dxa"/>
+              <w:bottom w:w="80" w:type="dxa"/>
+              <w:start w:w="120" w:type="dxa"/>
+              <w:end w:w="120" w:type="dxa"/>
+            </w:tcMar>
+          </w:tcPr>
+          <w:p>
+            <w:pPr>
+              <w:spacing w:after="40" w:line="264" w:lineRule="auto"/>
+            </w:pPr>
+            <w:r>
+              <w:rPr>
+                <w:sz w:val="17"/>
+              </w:rPr>
+              <w:t>The Messiah.</w:t>
+            </w:r>
+          </w:p>
+        </w:tc>
+      </w:tr>
+      <w:tr>
+        <w:tc>
+          <w:tcPr>
+            <w:tcW w:type="dxa" w:w="3312"/>
+            <w:tcMar>
+              <w:top w:w="80" w:type="dxa"/>
+              <w:bottom w:w="80" w:type="dxa"/>
+              <w:start w:w="120" w:type="dxa"/>
+              <w:end w:w="120" w:type="dxa"/>
+            </w:tcMar>
+          </w:tcPr>
+          <w:p>
+            <w:pPr>
+              <w:spacing w:after="40" w:line="264" w:lineRule="auto"/>
+            </w:pPr>
+            <w:r>
+              <w:rPr>
+                <w:sz w:val="17"/>
+              </w:rPr>
+              <w:t>Symbol</w:t>
+            </w:r>
+          </w:p>
+        </w:tc>
+        <w:tc>
+          <w:tcPr>
+            <w:tcW w:type="dxa" w:w="6048"/>
+            <w:tcMar>
+              <w:top w:w="80" w:type="dxa"/>
+              <w:bottom w:w="80" w:type="dxa"/>
+              <w:start w:w="120" w:type="dxa"/>
+              <w:end w:w="120" w:type="dxa"/>
+            </w:tcMar>
+          </w:tcPr>
+          <w:p>
+            <w:pPr>
+              <w:spacing w:after="40" w:line="264" w:lineRule="auto"/>
+            </w:pPr>
+            <w:r>
+              <w:rPr>
+                <w:sz w:val="17"/>
+              </w:rPr>
+              <w:t>In this package: Star of David. The menorah is also an important Jewish symbol.</w:t>
+            </w:r>
+          </w:p>
+        </w:tc>
+      </w:tr>
+      <w:tr>
+        <w:tc>
+          <w:tcPr>
+            <w:tcW w:type="dxa" w:w="3312"/>
+            <w:tcMar>
+              <w:top w:w="80" w:type="dxa"/>
+              <w:bottom w:w="80" w:type="dxa"/>
+              <w:start w:w="120" w:type="dxa"/>
+              <w:end w:w="120" w:type="dxa"/>
+            </w:tcMar>
+          </w:tcPr>
+          <w:p>
+            <w:pPr>
+              <w:spacing w:after="40" w:line="264" w:lineRule="auto"/>
+            </w:pPr>
+            <w:r>
+              <w:rPr>
+                <w:sz w:val="17"/>
+              </w:rPr>
+              <w:t>Sacred text</w:t>
+            </w:r>
+          </w:p>
+        </w:tc>
+        <w:tc>
+          <w:tcPr>
+            <w:tcW w:type="dxa" w:w="6048"/>
+            <w:tcMar>
+              <w:top w:w="80" w:type="dxa"/>
+              <w:bottom w:w="80" w:type="dxa"/>
+              <w:start w:w="120" w:type="dxa"/>
+              <w:end w:w="120" w:type="dxa"/>
+            </w:tcMar>
+          </w:tcPr>
+          <w:p>
+            <w:pPr>
+              <w:spacing w:after="40" w:line="264" w:lineRule="auto"/>
+            </w:pPr>
+            <w:r>
+              <w:rPr>
+                <w:sz w:val="17"/>
+              </w:rPr>
+              <w:t>The Tanakh; its first central part is the Torah.</w:t>
+            </w:r>
+          </w:p>
+        </w:tc>
+      </w:tr>
+      <w:tr>
+        <w:tc>
+          <w:tcPr>
+            <w:tcW w:type="dxa" w:w="3312"/>
+            <w:tcMar>
+              <w:top w:w="80" w:type="dxa"/>
+              <w:bottom w:w="80" w:type="dxa"/>
+              <w:start w:w="120" w:type="dxa"/>
+              <w:end w:w="120" w:type="dxa"/>
+            </w:tcMar>
+          </w:tcPr>
+          <w:p>
+            <w:pPr>
+              <w:spacing w:after="40" w:line="264" w:lineRule="auto"/>
+            </w:pPr>
+            <w:r>
+              <w:rPr>
+                <w:sz w:val="17"/>
+              </w:rPr>
+              <w:t>Place and day</w:t>
+            </w:r>
+          </w:p>
+        </w:tc>
+        <w:tc>
+          <w:tcPr>
+            <w:tcW w:type="dxa" w:w="6048"/>
+            <w:tcMar>
+              <w:top w:w="80" w:type="dxa"/>
+              <w:bottom w:w="80" w:type="dxa"/>
+              <w:start w:w="120" w:type="dxa"/>
+              <w:end w:w="120" w:type="dxa"/>
+            </w:tcMar>
+          </w:tcPr>
+          <w:p>
+            <w:pPr>
+              <w:spacing w:after="40" w:line="264" w:lineRule="auto"/>
+            </w:pPr>
+            <w:r>
+              <w:rPr>
+                <w:sz w:val="17"/>
+              </w:rPr>
+              <w:t>Synagogue; Shabbat or Sabbath.</w:t>
+            </w:r>
+          </w:p>
+        </w:tc>
+      </w:tr>
+      <w:tr>
+        <w:tc>
+          <w:tcPr>
+            <w:tcW w:type="dxa" w:w="3312"/>
+            <w:tcMar>
+              <w:top w:w="80" w:type="dxa"/>
+              <w:bottom w:w="80" w:type="dxa"/>
+              <w:start w:w="120" w:type="dxa"/>
+              <w:end w:w="120" w:type="dxa"/>
+            </w:tcMar>
+          </w:tcPr>
+          <w:p>
+            <w:pPr>
+              <w:spacing w:after="40" w:line="264" w:lineRule="auto"/>
+            </w:pPr>
+            <w:r>
+              <w:rPr>
+                <w:sz w:val="17"/>
+              </w:rPr>
+              <w:t>Kippah, tallit, tefillin</w:t>
+            </w:r>
+          </w:p>
+        </w:tc>
+        <w:tc>
+          <w:tcPr>
+            <w:tcW w:type="dxa" w:w="6048"/>
+            <w:tcMar>
+              <w:top w:w="80" w:type="dxa"/>
+              <w:bottom w:w="80" w:type="dxa"/>
+              <w:start w:w="120" w:type="dxa"/>
+              <w:end w:w="120" w:type="dxa"/>
+            </w:tcMar>
+          </w:tcPr>
+          <w:p>
+            <w:pPr>
+              <w:spacing w:after="40" w:line="264" w:lineRule="auto"/>
+            </w:pPr>
+            <w:r>
+              <w:rPr>
+                <w:sz w:val="17"/>
+              </w:rPr>
+              <w:t>Head covering; prayer shawl; straps and boxes containing Torah passages.</w:t>
+            </w:r>
+          </w:p>
+        </w:tc>
+      </w:tr>
+      <w:tr>
+        <w:tc>
+          <w:tcPr>
+            <w:tcW w:type="dxa" w:w="3312"/>
+            <w:tcMar>
+              <w:top w:w="80" w:type="dxa"/>
+              <w:bottom w:w="80" w:type="dxa"/>
+              <w:start w:w="120" w:type="dxa"/>
+              <w:end w:w="120" w:type="dxa"/>
+            </w:tcMar>
+          </w:tcPr>
+          <w:p>
+            <w:pPr>
+              <w:spacing w:after="40" w:line="264" w:lineRule="auto"/>
+            </w:pPr>
+            <w:r>
+              <w:rPr>
+                <w:sz w:val="17"/>
+              </w:rPr>
+              <w:t>Not eaten together</w:t>
+            </w:r>
+          </w:p>
+        </w:tc>
+        <w:tc>
+          <w:tcPr>
+            <w:tcW w:type="dxa" w:w="6048"/>
+            <w:tcMar>
+              <w:top w:w="80" w:type="dxa"/>
+              <w:bottom w:w="80" w:type="dxa"/>
+              <w:start w:w="120" w:type="dxa"/>
+              <w:end w:w="120" w:type="dxa"/>
+            </w:tcMar>
+          </w:tcPr>
+          <w:p>
+            <w:pPr>
+              <w:spacing w:after="40" w:line="264" w:lineRule="auto"/>
+            </w:pPr>
+            <w:r>
+              <w:rPr>
+                <w:sz w:val="17"/>
+              </w:rPr>
+              <w:t>Meat and dairy products.</w:t>
+            </w:r>
+          </w:p>
+        </w:tc>
+      </w:tr>
+      <w:tr>
+        <w:tc>
+          <w:tcPr>
+            <w:tcW w:type="dxa" w:w="3312"/>
+            <w:tcMar>
+              <w:top w:w="80" w:type="dxa"/>
+              <w:bottom w:w="80" w:type="dxa"/>
+              <w:start w:w="120" w:type="dxa"/>
+              <w:end w:w="120" w:type="dxa"/>
+            </w:tcMar>
+          </w:tcPr>
+          <w:p>
+            <w:pPr>
+              <w:spacing w:after="40" w:line="264" w:lineRule="auto"/>
+            </w:pPr>
+            <w:r>
+              <w:rPr>
+                <w:sz w:val="17"/>
+              </w:rPr>
+              <w:t>Doorpost case</w:t>
+            </w:r>
+          </w:p>
+        </w:tc>
+        <w:tc>
+          <w:tcPr>
+            <w:tcW w:type="dxa" w:w="6048"/>
+            <w:tcMar>
+              <w:top w:w="80" w:type="dxa"/>
+              <w:bottom w:w="80" w:type="dxa"/>
+              <w:start w:w="120" w:type="dxa"/>
+              <w:end w:w="120" w:type="dxa"/>
+            </w:tcMar>
+          </w:tcPr>
+          <w:p>
+            <w:pPr>
+              <w:spacing w:after="40" w:line="264" w:lineRule="auto"/>
+            </w:pPr>
+            <w:r>
+              <w:rPr>
+                <w:sz w:val="17"/>
+              </w:rPr>
+              <w:t>Mezuzah; it contains a parchment with sacred text.</w:t>
+            </w:r>
+          </w:p>
+        </w:tc>
+      </w:tr>
+      <w:tr>
+        <w:tc>
+          <w:tcPr>
+            <w:tcW w:type="dxa" w:w="3312"/>
+            <w:tcMar>
+              <w:top w:w="80" w:type="dxa"/>
+              <w:bottom w:w="80" w:type="dxa"/>
+              <w:start w:w="120" w:type="dxa"/>
+              <w:end w:w="120" w:type="dxa"/>
+            </w:tcMar>
+          </w:tcPr>
+          <w:p>
+            <w:pPr>
+              <w:spacing w:after="40" w:line="264" w:lineRule="auto"/>
+            </w:pPr>
+            <w:r>
+              <w:rPr>
+                <w:sz w:val="17"/>
+              </w:rPr>
+              <w:t>Sacred wall in Jerusalem</w:t>
+            </w:r>
+          </w:p>
+        </w:tc>
+        <w:tc>
+          <w:tcPr>
+            <w:tcW w:type="dxa" w:w="6048"/>
+            <w:tcMar>
+              <w:top w:w="80" w:type="dxa"/>
+              <w:bottom w:w="80" w:type="dxa"/>
+              <w:start w:w="120" w:type="dxa"/>
+              <w:end w:w="120" w:type="dxa"/>
+            </w:tcMar>
+          </w:tcPr>
+          <w:p>
+            <w:pPr>
+              <w:spacing w:after="40" w:line="264" w:lineRule="auto"/>
+            </w:pPr>
+            <w:r>
+              <w:rPr>
+                <w:sz w:val="17"/>
+              </w:rPr>
+              <w:t>The Western Wall, also called the Wailing Wall.</w:t>
+            </w:r>
+          </w:p>
+        </w:tc>
+      </w:tr>
+      <w:tr>
+        <w:tc>
+          <w:tcPr>
+            <w:tcW w:type="dxa" w:w="3312"/>
+            <w:tcMar>
+              <w:top w:w="80" w:type="dxa"/>
+              <w:bottom w:w="80" w:type="dxa"/>
+              <w:start w:w="120" w:type="dxa"/>
+              <w:end w:w="120" w:type="dxa"/>
+            </w:tcMar>
+          </w:tcPr>
+          <w:p>
+            <w:pPr>
+              <w:spacing w:after="40" w:line="264" w:lineRule="auto"/>
+            </w:pPr>
+            <w:r>
+              <w:rPr>
+                <w:sz w:val="17"/>
+              </w:rPr>
+              <w:t>Rabbis</w:t>
+            </w:r>
+          </w:p>
+        </w:tc>
+        <w:tc>
+          <w:tcPr>
+            <w:tcW w:type="dxa" w:w="6048"/>
+            <w:tcMar>
+              <w:top w:w="80" w:type="dxa"/>
+              <w:bottom w:w="80" w:type="dxa"/>
+              <w:start w:w="120" w:type="dxa"/>
+              <w:end w:w="120" w:type="dxa"/>
+            </w:tcMar>
+          </w:tcPr>
+          <w:p>
+            <w:pPr>
+              <w:spacing w:after="40" w:line="264" w:lineRule="auto"/>
+            </w:pPr>
+            <w:r>
+              <w:rPr>
+                <w:sz w:val="17"/>
+              </w:rPr>
+              <w:t>Teachers and interpreters of Jewish tradition; they are not priests.</w:t>
+            </w:r>
+          </w:p>
+        </w:tc>
+      </w:tr>
+    </w:tbl>
+    <w:p>
+      <w:pPr>
+        <w:spacing w:after="20"/>
+      </w:pPr>
+      <w:r>
+        <w:rPr>
+          <w:b w:val="0"/>
+          <w:i w:val="0"/>
+        </w:rPr>
+      </w:r>
+    </w:p>
+    <w:p>
+      <w:r>
+        <w:br w:type="page"/>
+      </w:r>
+    </w:p>
+    <w:p>
+      <w:pPr>
+        <w:pStyle w:val="Heading1"/>
+      </w:pPr>
+      <w:r>
+        <w:t>12. Accuracy check of David's answers</w:t>
+      </w:r>
+    </w:p>
+    <w:tbl>
+      <w:tblPr>
+        <w:tblStyle w:val="TableGrid"/>
+        <w:tblW w:type="auto" w:w="0"/>
+        <w:jc w:val="center"/>
+        <w:tblLayout w:type="fixed"/>
+        <w:tblLook w:firstColumn="1" w:firstRow="1" w:lastColumn="0" w:lastRow="0" w:noHBand="0" w:noVBand="1" w:val="04A0"/>
+      </w:tblPr>
+      <w:tblGrid>
+        <w:gridCol w:w="2232"/>
+        <w:gridCol w:w="1944"/>
+        <w:gridCol w:w="5184"/>
+      </w:tblGrid>
+      <w:tr>
+        <w:trPr>
+          <w:tblHeader w:val="true"/>
+        </w:trPr>
+        <w:tc>
+          <w:tcPr>
+            <w:tcW w:type="dxa" w:w="3307"/>
+            <w:shd w:fill="E8EEF5"/>
+            <w:tcMar>
+              <w:top w:w="80" w:type="dxa"/>
+              <w:bottom w:w="80" w:type="dxa"/>
+              <w:start w:w="120" w:type="dxa"/>
+              <w:end w:w="120" w:type="dxa"/>
+            </w:tcMar>
+          </w:tcPr>
+          <w:p>
+            <w:r>
+              <w:rPr>
+                <w:b/>
+                <w:color w:val="0B4F4A"/>
+                <w:sz w:val="17"/>
+              </w:rPr>
+              <w:t>Worksheet</w:t>
+            </w:r>
+          </w:p>
+        </w:tc>
+        <w:tc>
+          <w:tcPr>
+            <w:tcW w:type="dxa" w:w="3307"/>
+            <w:shd w:fill="E8EEF5"/>
+            <w:tcMar>
+              <w:top w:w="80" w:type="dxa"/>
+              <w:bottom w:w="80" w:type="dxa"/>
+              <w:start w:w="120" w:type="dxa"/>
+              <w:end w:w="120" w:type="dxa"/>
+            </w:tcMar>
+          </w:tcPr>
+          <w:p>
+            <w:r>
+              <w:rPr>
+                <w:b/>
+                <w:color w:val="0B4F4A"/>
+                <w:sz w:val="17"/>
+              </w:rPr>
+              <w:t>Assessment</w:t>
+            </w:r>
+          </w:p>
+        </w:tc>
+        <w:tc>
+          <w:tcPr>
+            <w:tcW w:type="dxa" w:w="3307"/>
+            <w:shd w:fill="E8EEF5"/>
+            <w:tcMar>
+              <w:top w:w="80" w:type="dxa"/>
+              <w:bottom w:w="80" w:type="dxa"/>
+              <w:start w:w="120" w:type="dxa"/>
+              <w:end w:w="120" w:type="dxa"/>
+            </w:tcMar>
+          </w:tcPr>
+          <w:p>
+            <w:r>
+              <w:rPr>
+                <w:b/>
+                <w:color w:val="0B4F4A"/>
+                <w:sz w:val="17"/>
+              </w:rPr>
+              <w:t>Correction or clarification</w:t>
+            </w:r>
+          </w:p>
+        </w:tc>
+      </w:tr>
+      <w:tr>
+        <w:tc>
+          <w:tcPr>
+            <w:tcW w:type="dxa" w:w="2232"/>
+            <w:tcMar>
+              <w:top w:w="80" w:type="dxa"/>
+              <w:bottom w:w="80" w:type="dxa"/>
+              <w:start w:w="120" w:type="dxa"/>
+              <w:end w:w="120" w:type="dxa"/>
+            </w:tcMar>
+          </w:tcPr>
+          <w:p>
+            <w:pPr>
+              <w:spacing w:after="40" w:line="264" w:lineRule="auto"/>
+            </w:pPr>
+            <w:r>
+              <w:rPr>
+                <w:sz w:val="17"/>
+              </w:rPr>
+              <w:t>Names of Allah</w:t>
+            </w:r>
+          </w:p>
+        </w:tc>
+        <w:tc>
+          <w:tcPr>
+            <w:tcW w:type="dxa" w:w="1944"/>
+            <w:tcMar>
+              <w:top w:w="80" w:type="dxa"/>
+              <w:bottom w:w="80" w:type="dxa"/>
+              <w:start w:w="120" w:type="dxa"/>
+              <w:end w:w="120" w:type="dxa"/>
+            </w:tcMar>
+          </w:tcPr>
+          <w:p>
+            <w:pPr>
+              <w:spacing w:after="40" w:line="264" w:lineRule="auto"/>
+            </w:pPr>
+            <w:r>
+              <w:rPr>
+                <w:sz w:val="17"/>
+              </w:rPr>
+              <w:t>partly correct</w:t>
+            </w:r>
+          </w:p>
+        </w:tc>
+        <w:tc>
+          <w:tcPr>
+            <w:tcW w:type="dxa" w:w="5184"/>
+            <w:tcMar>
+              <w:top w:w="80" w:type="dxa"/>
+              <w:bottom w:w="80" w:type="dxa"/>
+              <w:start w:w="120" w:type="dxa"/>
+              <w:end w:w="120" w:type="dxa"/>
+            </w:tcMar>
+          </w:tcPr>
+          <w:p>
+            <w:pPr>
+              <w:spacing w:after="40" w:line="264" w:lineRule="auto"/>
+            </w:pPr>
+            <w:r>
+              <w:rPr>
+                <w:sz w:val="17"/>
+              </w:rPr>
+              <w:t>Allah; der Wächter; der Liebende. 'Der Geliebte' has a different meaning.</w:t>
+            </w:r>
+          </w:p>
+        </w:tc>
+      </w:tr>
+      <w:tr>
+        <w:tc>
+          <w:tcPr>
+            <w:tcW w:type="dxa" w:w="2232"/>
+            <w:tcMar>
+              <w:top w:w="80" w:type="dxa"/>
+              <w:bottom w:w="80" w:type="dxa"/>
+              <w:start w:w="120" w:type="dxa"/>
+              <w:end w:w="120" w:type="dxa"/>
+            </w:tcMar>
+          </w:tcPr>
+          <w:p>
+            <w:pPr>
+              <w:spacing w:after="40" w:line="264" w:lineRule="auto"/>
+            </w:pPr>
+            <w:r>
+              <w:rPr>
+                <w:sz w:val="17"/>
+              </w:rPr>
+              <w:t>Christian distribution</w:t>
+            </w:r>
+          </w:p>
+        </w:tc>
+        <w:tc>
+          <w:tcPr>
+            <w:tcW w:type="dxa" w:w="1944"/>
+            <w:tcMar>
+              <w:top w:w="80" w:type="dxa"/>
+              <w:bottom w:w="80" w:type="dxa"/>
+              <w:start w:w="120" w:type="dxa"/>
+              <w:end w:w="120" w:type="dxa"/>
+            </w:tcMar>
+          </w:tcPr>
+          <w:p>
+            <w:pPr>
+              <w:spacing w:after="40" w:line="264" w:lineRule="auto"/>
+            </w:pPr>
+            <w:r>
+              <w:rPr>
+                <w:sz w:val="17"/>
+              </w:rPr>
+              <w:t>incorrect</w:t>
+            </w:r>
+          </w:p>
+        </w:tc>
+        <w:tc>
+          <w:tcPr>
+            <w:tcW w:type="dxa" w:w="5184"/>
+            <w:tcMar>
+              <w:top w:w="80" w:type="dxa"/>
+              <w:bottom w:w="80" w:type="dxa"/>
+              <w:start w:w="120" w:type="dxa"/>
+              <w:end w:w="120" w:type="dxa"/>
+            </w:tcMar>
+          </w:tcPr>
+          <w:p>
+            <w:pPr>
+              <w:spacing w:after="40" w:line="264" w:lineRule="auto"/>
+            </w:pPr>
+            <w:r>
+              <w:rPr>
+                <w:sz w:val="17"/>
+              </w:rPr>
+              <w:t>Christianity is worldwide, not limited to western countries.</w:t>
+            </w:r>
+          </w:p>
+        </w:tc>
+      </w:tr>
+      <w:tr>
+        <w:tc>
+          <w:tcPr>
+            <w:tcW w:type="dxa" w:w="2232"/>
+            <w:tcMar>
+              <w:top w:w="80" w:type="dxa"/>
+              <w:bottom w:w="80" w:type="dxa"/>
+              <w:start w:w="120" w:type="dxa"/>
+              <w:end w:w="120" w:type="dxa"/>
+            </w:tcMar>
+          </w:tcPr>
+          <w:p>
+            <w:pPr>
+              <w:spacing w:after="40" w:line="264" w:lineRule="auto"/>
+            </w:pPr>
+            <w:r>
+              <w:rPr>
+                <w:sz w:val="17"/>
+              </w:rPr>
+              <w:t>Quran delivery</w:t>
+            </w:r>
+          </w:p>
+        </w:tc>
+        <w:tc>
+          <w:tcPr>
+            <w:tcW w:type="dxa" w:w="1944"/>
+            <w:tcMar>
+              <w:top w:w="80" w:type="dxa"/>
+              <w:bottom w:w="80" w:type="dxa"/>
+              <w:start w:w="120" w:type="dxa"/>
+              <w:end w:w="120" w:type="dxa"/>
+            </w:tcMar>
+          </w:tcPr>
+          <w:p>
+            <w:pPr>
+              <w:spacing w:after="40" w:line="264" w:lineRule="auto"/>
+            </w:pPr>
+            <w:r>
+              <w:rPr>
+                <w:sz w:val="17"/>
+              </w:rPr>
+              <w:t>partly correct</w:t>
+            </w:r>
+          </w:p>
+        </w:tc>
+        <w:tc>
+          <w:tcPr>
+            <w:tcW w:type="dxa" w:w="5184"/>
+            <w:tcMar>
+              <w:top w:w="80" w:type="dxa"/>
+              <w:bottom w:w="80" w:type="dxa"/>
+              <w:start w:w="120" w:type="dxa"/>
+              <w:end w:w="120" w:type="dxa"/>
+            </w:tcMar>
+          </w:tcPr>
+          <w:p>
+            <w:pPr>
+              <w:spacing w:after="40" w:line="264" w:lineRule="auto"/>
+            </w:pPr>
+            <w:r>
+              <w:rPr>
+                <w:sz w:val="17"/>
+              </w:rPr>
+              <w:t>Chapters are Suren; the Quran is recited, not simply described as sung.</w:t>
+            </w:r>
+          </w:p>
+        </w:tc>
+      </w:tr>
+      <w:tr>
+        <w:tc>
+          <w:tcPr>
+            <w:tcW w:type="dxa" w:w="2232"/>
+            <w:tcMar>
+              <w:top w:w="80" w:type="dxa"/>
+              <w:bottom w:w="80" w:type="dxa"/>
+              <w:start w:w="120" w:type="dxa"/>
+              <w:end w:w="120" w:type="dxa"/>
+            </w:tcMar>
+          </w:tcPr>
+          <w:p>
+            <w:pPr>
+              <w:spacing w:after="40" w:line="264" w:lineRule="auto"/>
+            </w:pPr>
+            <w:r>
+              <w:rPr>
+                <w:sz w:val="17"/>
+              </w:rPr>
+              <w:t>Five pillars</w:t>
+            </w:r>
+          </w:p>
+        </w:tc>
+        <w:tc>
+          <w:tcPr>
+            <w:tcW w:type="dxa" w:w="1944"/>
+            <w:tcMar>
+              <w:top w:w="80" w:type="dxa"/>
+              <w:bottom w:w="80" w:type="dxa"/>
+              <w:start w:w="120" w:type="dxa"/>
+              <w:end w:w="120" w:type="dxa"/>
+            </w:tcMar>
+          </w:tcPr>
+          <w:p>
+            <w:pPr>
+              <w:spacing w:after="40" w:line="264" w:lineRule="auto"/>
+            </w:pPr>
+            <w:r>
+              <w:rPr>
+                <w:sz w:val="17"/>
+              </w:rPr>
+              <w:t>incomplete</w:t>
+            </w:r>
+          </w:p>
+        </w:tc>
+        <w:tc>
+          <w:tcPr>
+            <w:tcW w:type="dxa" w:w="5184"/>
+            <w:tcMar>
+              <w:top w:w="80" w:type="dxa"/>
+              <w:bottom w:w="80" w:type="dxa"/>
+              <w:start w:w="120" w:type="dxa"/>
+              <w:end w:w="120" w:type="dxa"/>
+            </w:tcMar>
+          </w:tcPr>
+          <w:p>
+            <w:pPr>
+              <w:spacing w:after="40" w:line="264" w:lineRule="auto"/>
+            </w:pPr>
+            <w:r>
+              <w:rPr>
+                <w:sz w:val="17"/>
+              </w:rPr>
+              <w:t>Profession of faith, prayer, zakat, Ramadan fasting and pilgrimage; prayer was missing.</w:t>
+            </w:r>
+          </w:p>
+        </w:tc>
+      </w:tr>
+      <w:tr>
+        <w:tc>
+          <w:tcPr>
+            <w:tcW w:type="dxa" w:w="2232"/>
+            <w:tcMar>
+              <w:top w:w="80" w:type="dxa"/>
+              <w:bottom w:w="80" w:type="dxa"/>
+              <w:start w:w="120" w:type="dxa"/>
+              <w:end w:w="120" w:type="dxa"/>
+            </w:tcMar>
+          </w:tcPr>
+          <w:p>
+            <w:pPr>
+              <w:spacing w:after="40" w:line="264" w:lineRule="auto"/>
+            </w:pPr>
+            <w:r>
+              <w:rPr>
+                <w:sz w:val="17"/>
+              </w:rPr>
+              <w:t>Content of faith</w:t>
+            </w:r>
+          </w:p>
+        </w:tc>
+        <w:tc>
+          <w:tcPr>
+            <w:tcW w:type="dxa" w:w="1944"/>
+            <w:tcMar>
+              <w:top w:w="80" w:type="dxa"/>
+              <w:bottom w:w="80" w:type="dxa"/>
+              <w:start w:w="120" w:type="dxa"/>
+              <w:end w:w="120" w:type="dxa"/>
+            </w:tcMar>
+          </w:tcPr>
+          <w:p>
+            <w:pPr>
+              <w:spacing w:after="40" w:line="264" w:lineRule="auto"/>
+            </w:pPr>
+            <w:r>
+              <w:rPr>
+                <w:sz w:val="17"/>
+              </w:rPr>
+              <w:t>incorrect</w:t>
+            </w:r>
+          </w:p>
+        </w:tc>
+        <w:tc>
+          <w:tcPr>
+            <w:tcW w:type="dxa" w:w="5184"/>
+            <w:tcMar>
+              <w:top w:w="80" w:type="dxa"/>
+              <w:bottom w:w="80" w:type="dxa"/>
+              <w:start w:w="120" w:type="dxa"/>
+              <w:end w:w="120" w:type="dxa"/>
+            </w:tcMar>
+          </w:tcPr>
+          <w:p>
+            <w:pPr>
+              <w:spacing w:after="40" w:line="264" w:lineRule="auto"/>
+            </w:pPr>
+            <w:r>
+              <w:rPr>
+                <w:sz w:val="17"/>
+              </w:rPr>
+              <w:t>Beliefs, values, behaviour, rules, customs, festivals, prayer and community.</w:t>
+            </w:r>
+          </w:p>
+        </w:tc>
+      </w:tr>
+      <w:tr>
+        <w:tc>
+          <w:tcPr>
+            <w:tcW w:type="dxa" w:w="2232"/>
+            <w:tcMar>
+              <w:top w:w="80" w:type="dxa"/>
+              <w:bottom w:w="80" w:type="dxa"/>
+              <w:start w:w="120" w:type="dxa"/>
+              <w:end w:w="120" w:type="dxa"/>
+            </w:tcMar>
+          </w:tcPr>
+          <w:p>
+            <w:pPr>
+              <w:spacing w:after="40" w:line="264" w:lineRule="auto"/>
+            </w:pPr>
+            <w:r>
+              <w:rPr>
+                <w:sz w:val="17"/>
+              </w:rPr>
+              <w:t>Hundred-square chart</w:t>
+            </w:r>
+          </w:p>
+        </w:tc>
+        <w:tc>
+          <w:tcPr>
+            <w:tcW w:type="dxa" w:w="1944"/>
+            <w:tcMar>
+              <w:top w:w="80" w:type="dxa"/>
+              <w:bottom w:w="80" w:type="dxa"/>
+              <w:start w:w="120" w:type="dxa"/>
+              <w:end w:w="120" w:type="dxa"/>
+            </w:tcMar>
+          </w:tcPr>
+          <w:p>
+            <w:pPr>
+              <w:spacing w:after="40" w:line="264" w:lineRule="auto"/>
+            </w:pPr>
+            <w:r>
+              <w:rPr>
+                <w:sz w:val="17"/>
+              </w:rPr>
+              <w:t>three figures incorrect</w:t>
+            </w:r>
+          </w:p>
+        </w:tc>
+        <w:tc>
+          <w:tcPr>
+            <w:tcW w:type="dxa" w:w="5184"/>
+            <w:tcMar>
+              <w:top w:w="80" w:type="dxa"/>
+              <w:bottom w:w="80" w:type="dxa"/>
+              <w:start w:w="120" w:type="dxa"/>
+              <w:end w:w="120" w:type="dxa"/>
+            </w:tcMar>
+          </w:tcPr>
+          <w:p>
+            <w:pPr>
+              <w:spacing w:after="40" w:line="264" w:lineRule="auto"/>
+            </w:pPr>
+            <w:r>
+              <w:rPr>
+                <w:sz w:val="17"/>
+              </w:rPr>
+              <w:t>31 Christians, 23 Muslims, 15 Hindus, 1 Jew, 7 Buddhists and 23 other/none.</w:t>
+            </w:r>
+          </w:p>
+        </w:tc>
+      </w:tr>
+      <w:tr>
+        <w:tc>
+          <w:tcPr>
+            <w:tcW w:type="dxa" w:w="2232"/>
+            <w:tcMar>
+              <w:top w:w="80" w:type="dxa"/>
+              <w:bottom w:w="80" w:type="dxa"/>
+              <w:start w:w="120" w:type="dxa"/>
+              <w:end w:w="120" w:type="dxa"/>
+            </w:tcMar>
+          </w:tcPr>
+          <w:p>
+            <w:pPr>
+              <w:spacing w:after="40" w:line="264" w:lineRule="auto"/>
+            </w:pPr>
+            <w:r>
+              <w:rPr>
+                <w:sz w:val="17"/>
+              </w:rPr>
+              <w:t>Jewish symbol</w:t>
+            </w:r>
+          </w:p>
+        </w:tc>
+        <w:tc>
+          <w:tcPr>
+            <w:tcW w:type="dxa" w:w="1944"/>
+            <w:tcMar>
+              <w:top w:w="80" w:type="dxa"/>
+              <w:bottom w:w="80" w:type="dxa"/>
+              <w:start w:w="120" w:type="dxa"/>
+              <w:end w:w="120" w:type="dxa"/>
+            </w:tcMar>
+          </w:tcPr>
+          <w:p>
+            <w:pPr>
+              <w:spacing w:after="40" w:line="264" w:lineRule="auto"/>
+            </w:pPr>
+            <w:r>
+              <w:rPr>
+                <w:sz w:val="17"/>
+              </w:rPr>
+              <w:t>valid symbol, not the target answer</w:t>
+            </w:r>
+          </w:p>
+        </w:tc>
+        <w:tc>
+          <w:tcPr>
+            <w:tcW w:type="dxa" w:w="5184"/>
+            <w:tcMar>
+              <w:top w:w="80" w:type="dxa"/>
+              <w:bottom w:w="80" w:type="dxa"/>
+              <w:start w:w="120" w:type="dxa"/>
+              <w:end w:w="120" w:type="dxa"/>
+            </w:tcMar>
+          </w:tcPr>
+          <w:p>
+            <w:pPr>
+              <w:spacing w:after="40" w:line="264" w:lineRule="auto"/>
+            </w:pPr>
+            <w:r>
+              <w:rPr>
+                <w:sz w:val="17"/>
+              </w:rPr>
+              <w:t>The menorah is Jewish; this package uses the Star of David for matching.</w:t>
+            </w:r>
+          </w:p>
+        </w:tc>
+      </w:tr>
+      <w:tr>
+        <w:tc>
+          <w:tcPr>
+            <w:tcW w:type="dxa" w:w="2232"/>
+            <w:tcMar>
+              <w:top w:w="80" w:type="dxa"/>
+              <w:bottom w:w="80" w:type="dxa"/>
+              <w:start w:w="120" w:type="dxa"/>
+              <w:end w:w="120" w:type="dxa"/>
+            </w:tcMar>
+          </w:tcPr>
+          <w:p>
+            <w:pPr>
+              <w:spacing w:after="40" w:line="264" w:lineRule="auto"/>
+            </w:pPr>
+            <w:r>
+              <w:rPr>
+                <w:sz w:val="17"/>
+              </w:rPr>
+              <w:t>Shabbat</w:t>
+            </w:r>
+          </w:p>
+        </w:tc>
+        <w:tc>
+          <w:tcPr>
+            <w:tcW w:type="dxa" w:w="1944"/>
+            <w:tcMar>
+              <w:top w:w="80" w:type="dxa"/>
+              <w:bottom w:w="80" w:type="dxa"/>
+              <w:start w:w="120" w:type="dxa"/>
+              <w:end w:w="120" w:type="dxa"/>
+            </w:tcMar>
+          </w:tcPr>
+          <w:p>
+            <w:pPr>
+              <w:spacing w:after="40" w:line="264" w:lineRule="auto"/>
+            </w:pPr>
+            <w:r>
+              <w:rPr>
+                <w:sz w:val="17"/>
+              </w:rPr>
+              <w:t>content correct</w:t>
+            </w:r>
+          </w:p>
+        </w:tc>
+        <w:tc>
+          <w:tcPr>
+            <w:tcW w:type="dxa" w:w="5184"/>
+            <w:tcMar>
+              <w:top w:w="80" w:type="dxa"/>
+              <w:bottom w:w="80" w:type="dxa"/>
+              <w:start w:w="120" w:type="dxa"/>
+              <w:end w:w="120" w:type="dxa"/>
+            </w:tcMar>
+          </w:tcPr>
+          <w:p>
+            <w:pPr>
+              <w:spacing w:after="40" w:line="264" w:lineRule="auto"/>
+            </w:pPr>
+            <w:r>
+              <w:rPr>
+                <w:sz w:val="17"/>
+              </w:rPr>
+              <w:t>German spelling: Schabbat or Sabbat.</w:t>
+            </w:r>
+          </w:p>
+        </w:tc>
+      </w:tr>
+    </w:tbl>
+    <w:p>
+      <w:pPr>
+        <w:spacing w:after="20"/>
+      </w:pPr>
+      <w:r>
+        <w:rPr>
+          <w:b w:val="0"/>
+          <w:i w:val="0"/>
+        </w:rPr>
+      </w:r>
+    </w:p>
+    <w:p>
+      <w:r>
+        <w:rPr>
+          <w:b w:val="0"/>
+          <w:i/>
+          <w:color w:val="596A70"/>
+          <w:sz w:val="18"/>
+        </w:rPr>
+        <w:t>Blank lines were not assessed as answers by David.</w:t>
+      </w:r>
+    </w:p>
+    <w:p>
+      <w:r>
+        <w:br w:type="page"/>
+      </w:r>
+    </w:p>
+    <w:p>
+      <w:pPr>
+        <w:pStyle w:val="Heading1"/>
+      </w:pPr>
+      <w:r>
+        <w:t>13. Quick family check</w:t>
       </w:r>
     </w:p>
     <w:p>

--- a/deliverables/Solutions_Test_1_EN.docx
+++ b/deliverables/Solutions_Test_1_EN.docx
@@ -7287,7 +7287,699 @@
         <w:pStyle w:val="Heading1"/>
       </w:pPr>
       <w:r>
-        <w:t>13. Quick family check</w:t>
+        <w:t>13. Verified answers from the new worksheets</w:t>
+      </w:r>
+    </w:p>
+    <w:p>
+      <w:pPr>
+        <w:pStyle w:val="Heading2"/>
+      </w:pPr>
+      <w:r>
+        <w:t>Bible and sacraments</w:t>
+      </w:r>
+    </w:p>
+    <w:tbl>
+      <w:tblPr>
+        <w:tblStyle w:val="TableGrid"/>
+        <w:tblW w:type="auto" w:w="0"/>
+        <w:jc w:val="center"/>
+        <w:tblLayout w:type="fixed"/>
+        <w:tblLook w:firstColumn="1" w:firstRow="1" w:lastColumn="0" w:lastRow="0" w:noHBand="0" w:noVBand="1" w:val="04A0"/>
+      </w:tblPr>
+      <w:tblGrid>
+        <w:gridCol w:w="2880"/>
+        <w:gridCol w:w="6480"/>
+      </w:tblGrid>
+      <w:tr>
+        <w:trPr>
+          <w:tblHeader w:val="true"/>
+        </w:trPr>
+        <w:tc>
+          <w:tcPr>
+            <w:tcW w:type="dxa" w:w="4961"/>
+            <w:shd w:fill="E8EEF5"/>
+            <w:tcMar>
+              <w:top w:w="80" w:type="dxa"/>
+              <w:bottom w:w="80" w:type="dxa"/>
+              <w:start w:w="120" w:type="dxa"/>
+              <w:end w:w="120" w:type="dxa"/>
+            </w:tcMar>
+          </w:tcPr>
+          <w:p>
+            <w:r>
+              <w:rPr>
+                <w:b/>
+                <w:color w:val="0B4F4A"/>
+                <w:sz w:val="17"/>
+              </w:rPr>
+              <w:t>Task</w:t>
+            </w:r>
+          </w:p>
+        </w:tc>
+        <w:tc>
+          <w:tcPr>
+            <w:tcW w:type="dxa" w:w="4961"/>
+            <w:shd w:fill="E8EEF5"/>
+            <w:tcMar>
+              <w:top w:w="80" w:type="dxa"/>
+              <w:bottom w:w="80" w:type="dxa"/>
+              <w:start w:w="120" w:type="dxa"/>
+              <w:end w:w="120" w:type="dxa"/>
+            </w:tcMar>
+          </w:tcPr>
+          <w:p>
+            <w:r>
+              <w:rPr>
+                <w:b/>
+                <w:color w:val="0B4F4A"/>
+                <w:sz w:val="17"/>
+              </w:rPr>
+              <w:t>Checked answer</w:t>
+            </w:r>
+          </w:p>
+        </w:tc>
+      </w:tr>
+      <w:tr>
+        <w:tc>
+          <w:tcPr>
+            <w:tcW w:type="dxa" w:w="2880"/>
+            <w:tcMar>
+              <w:top w:w="80" w:type="dxa"/>
+              <w:bottom w:w="80" w:type="dxa"/>
+              <w:start w:w="120" w:type="dxa"/>
+              <w:end w:w="120" w:type="dxa"/>
+            </w:tcMar>
+          </w:tcPr>
+          <w:p>
+            <w:pPr>
+              <w:spacing w:after="40" w:line="264" w:lineRule="auto"/>
+            </w:pPr>
+            <w:r>
+              <w:rPr>
+                <w:sz w:val="17"/>
+              </w:rPr>
+              <w:t>Bible sections</w:t>
+            </w:r>
+          </w:p>
+        </w:tc>
+        <w:tc>
+          <w:tcPr>
+            <w:tcW w:type="dxa" w:w="6480"/>
+            <w:tcMar>
+              <w:top w:w="80" w:type="dxa"/>
+              <w:bottom w:w="80" w:type="dxa"/>
+              <w:start w:w="120" w:type="dxa"/>
+              <w:end w:w="120" w:type="dxa"/>
+            </w:tcMar>
+          </w:tcPr>
+          <w:p>
+            <w:pPr>
+              <w:spacing w:after="40" w:line="264" w:lineRule="auto"/>
+            </w:pPr>
+            <w:r>
+              <w:rPr>
+                <w:sz w:val="17"/>
+              </w:rPr>
+              <w:t>First/Old Testament and New Testament.</w:t>
+            </w:r>
+          </w:p>
+        </w:tc>
+      </w:tr>
+      <w:tr>
+        <w:tc>
+          <w:tcPr>
+            <w:tcW w:type="dxa" w:w="2880"/>
+            <w:tcMar>
+              <w:top w:w="80" w:type="dxa"/>
+              <w:bottom w:w="80" w:type="dxa"/>
+              <w:start w:w="120" w:type="dxa"/>
+              <w:end w:w="120" w:type="dxa"/>
+            </w:tcMar>
+          </w:tcPr>
+          <w:p>
+            <w:pPr>
+              <w:spacing w:after="40" w:line="264" w:lineRule="auto"/>
+            </w:pPr>
+            <w:r>
+              <w:rPr>
+                <w:sz w:val="17"/>
+              </w:rPr>
+              <w:t>Number of books</w:t>
+            </w:r>
+          </w:p>
+        </w:tc>
+        <w:tc>
+          <w:tcPr>
+            <w:tcW w:type="dxa" w:w="6480"/>
+            <w:tcMar>
+              <w:top w:w="80" w:type="dxa"/>
+              <w:bottom w:w="80" w:type="dxa"/>
+              <w:start w:w="120" w:type="dxa"/>
+              <w:end w:w="120" w:type="dxa"/>
+            </w:tcMar>
+          </w:tcPr>
+          <w:p>
+            <w:pPr>
+              <w:spacing w:after="40" w:line="264" w:lineRule="auto"/>
+            </w:pPr>
+            <w:r>
+              <w:rPr>
+                <w:sz w:val="17"/>
+              </w:rPr>
+              <w:t>66 in the Protestant canon; other Christian traditions count differently.</w:t>
+            </w:r>
+          </w:p>
+        </w:tc>
+      </w:tr>
+      <w:tr>
+        <w:tc>
+          <w:tcPr>
+            <w:tcW w:type="dxa" w:w="2880"/>
+            <w:tcMar>
+              <w:top w:w="80" w:type="dxa"/>
+              <w:bottom w:w="80" w:type="dxa"/>
+              <w:start w:w="120" w:type="dxa"/>
+              <w:end w:w="120" w:type="dxa"/>
+            </w:tcMar>
+          </w:tcPr>
+          <w:p>
+            <w:pPr>
+              <w:spacing w:after="40" w:line="264" w:lineRule="auto"/>
+            </w:pPr>
+            <w:r>
+              <w:rPr>
+                <w:sz w:val="17"/>
+              </w:rPr>
+              <w:t>Gospels</w:t>
+            </w:r>
+          </w:p>
+        </w:tc>
+        <w:tc>
+          <w:tcPr>
+            <w:tcW w:type="dxa" w:w="6480"/>
+            <w:tcMar>
+              <w:top w:w="80" w:type="dxa"/>
+              <w:bottom w:w="80" w:type="dxa"/>
+              <w:start w:w="120" w:type="dxa"/>
+              <w:end w:w="120" w:type="dxa"/>
+            </w:tcMar>
+          </w:tcPr>
+          <w:p>
+            <w:pPr>
+              <w:spacing w:after="40" w:line="264" w:lineRule="auto"/>
+            </w:pPr>
+            <w:r>
+              <w:rPr>
+                <w:sz w:val="17"/>
+              </w:rPr>
+              <w:t>Matthew, Mark, Luke and John; Evangelium means good news.</w:t>
+            </w:r>
+          </w:p>
+        </w:tc>
+      </w:tr>
+      <w:tr>
+        <w:tc>
+          <w:tcPr>
+            <w:tcW w:type="dxa" w:w="2880"/>
+            <w:tcMar>
+              <w:top w:w="80" w:type="dxa"/>
+              <w:bottom w:w="80" w:type="dxa"/>
+              <w:start w:w="120" w:type="dxa"/>
+              <w:end w:w="120" w:type="dxa"/>
+            </w:tcMar>
+          </w:tcPr>
+          <w:p>
+            <w:pPr>
+              <w:spacing w:after="40" w:line="264" w:lineRule="auto"/>
+            </w:pPr>
+            <w:r>
+              <w:rPr>
+                <w:sz w:val="17"/>
+              </w:rPr>
+              <w:t>Catholic sacraments</w:t>
+            </w:r>
+          </w:p>
+        </w:tc>
+        <w:tc>
+          <w:tcPr>
+            <w:tcW w:type="dxa" w:w="6480"/>
+            <w:tcMar>
+              <w:top w:w="80" w:type="dxa"/>
+              <w:bottom w:w="80" w:type="dxa"/>
+              <w:start w:w="120" w:type="dxa"/>
+              <w:end w:w="120" w:type="dxa"/>
+            </w:tcMar>
+          </w:tcPr>
+          <w:p>
+            <w:pPr>
+              <w:spacing w:after="40" w:line="264" w:lineRule="auto"/>
+            </w:pPr>
+            <w:r>
+              <w:rPr>
+                <w:sz w:val="17"/>
+              </w:rPr>
+              <w:t>Baptism, Confirmation, Eucharist, Penance/Reconciliation, Anointing, Holy Orders and Matrimony.</w:t>
+            </w:r>
+          </w:p>
+        </w:tc>
+      </w:tr>
+      <w:tr>
+        <w:tc>
+          <w:tcPr>
+            <w:tcW w:type="dxa" w:w="2880"/>
+            <w:tcMar>
+              <w:top w:w="80" w:type="dxa"/>
+              <w:bottom w:w="80" w:type="dxa"/>
+              <w:start w:w="120" w:type="dxa"/>
+              <w:end w:w="120" w:type="dxa"/>
+            </w:tcMar>
+          </w:tcPr>
+          <w:p>
+            <w:pPr>
+              <w:spacing w:after="40" w:line="264" w:lineRule="auto"/>
+            </w:pPr>
+            <w:r>
+              <w:rPr>
+                <w:sz w:val="17"/>
+              </w:rPr>
+              <w:t>Protestant sacraments</w:t>
+            </w:r>
+          </w:p>
+        </w:tc>
+        <w:tc>
+          <w:tcPr>
+            <w:tcW w:type="dxa" w:w="6480"/>
+            <w:tcMar>
+              <w:top w:w="80" w:type="dxa"/>
+              <w:bottom w:w="80" w:type="dxa"/>
+              <w:start w:w="120" w:type="dxa"/>
+              <w:end w:w="120" w:type="dxa"/>
+            </w:tcMar>
+          </w:tcPr>
+          <w:p>
+            <w:pPr>
+              <w:spacing w:after="40" w:line="264" w:lineRule="auto"/>
+            </w:pPr>
+            <w:r>
+              <w:rPr>
+                <w:sz w:val="17"/>
+              </w:rPr>
+              <w:t>Baptism and the Lord's Supper; confirmation and marriage are important services.</w:t>
+            </w:r>
+          </w:p>
+        </w:tc>
+      </w:tr>
+    </w:tbl>
+    <w:p>
+      <w:pPr>
+        <w:spacing w:after="20"/>
+      </w:pPr>
+      <w:r>
+        <w:rPr>
+          <w:b w:val="0"/>
+          <w:i w:val="0"/>
+        </w:rPr>
+      </w:r>
+    </w:p>
+    <w:p>
+      <w:pPr>
+        <w:pStyle w:val="Heading2"/>
+      </w:pPr>
+      <w:r>
+        <w:t>Quran and Judaism</w:t>
+      </w:r>
+    </w:p>
+    <w:tbl>
+      <w:tblPr>
+        <w:tblStyle w:val="TableGrid"/>
+        <w:tblW w:type="auto" w:w="0"/>
+        <w:jc w:val="center"/>
+        <w:tblLayout w:type="fixed"/>
+        <w:tblLook w:firstColumn="1" w:firstRow="1" w:lastColumn="0" w:lastRow="0" w:noHBand="0" w:noVBand="1" w:val="04A0"/>
+      </w:tblPr>
+      <w:tblGrid>
+        <w:gridCol w:w="2880"/>
+        <w:gridCol w:w="6480"/>
+      </w:tblGrid>
+      <w:tr>
+        <w:trPr>
+          <w:tblHeader w:val="true"/>
+        </w:trPr>
+        <w:tc>
+          <w:tcPr>
+            <w:tcW w:type="dxa" w:w="4961"/>
+            <w:shd w:fill="E8EEF5"/>
+            <w:tcMar>
+              <w:top w:w="80" w:type="dxa"/>
+              <w:bottom w:w="80" w:type="dxa"/>
+              <w:start w:w="120" w:type="dxa"/>
+              <w:end w:w="120" w:type="dxa"/>
+            </w:tcMar>
+          </w:tcPr>
+          <w:p>
+            <w:r>
+              <w:rPr>
+                <w:b/>
+                <w:color w:val="0B4F4A"/>
+                <w:sz w:val="16"/>
+              </w:rPr>
+              <w:t>Task</w:t>
+            </w:r>
+          </w:p>
+        </w:tc>
+        <w:tc>
+          <w:tcPr>
+            <w:tcW w:type="dxa" w:w="4961"/>
+            <w:shd w:fill="E8EEF5"/>
+            <w:tcMar>
+              <w:top w:w="80" w:type="dxa"/>
+              <w:bottom w:w="80" w:type="dxa"/>
+              <w:start w:w="120" w:type="dxa"/>
+              <w:end w:w="120" w:type="dxa"/>
+            </w:tcMar>
+          </w:tcPr>
+          <w:p>
+            <w:r>
+              <w:rPr>
+                <w:b/>
+                <w:color w:val="0B4F4A"/>
+                <w:sz w:val="16"/>
+              </w:rPr>
+              <w:t>Checked answer</w:t>
+            </w:r>
+          </w:p>
+        </w:tc>
+      </w:tr>
+      <w:tr>
+        <w:tc>
+          <w:tcPr>
+            <w:tcW w:type="dxa" w:w="2880"/>
+            <w:tcMar>
+              <w:top w:w="80" w:type="dxa"/>
+              <w:bottom w:w="80" w:type="dxa"/>
+              <w:start w:w="120" w:type="dxa"/>
+              <w:end w:w="120" w:type="dxa"/>
+            </w:tcMar>
+          </w:tcPr>
+          <w:p>
+            <w:pPr>
+              <w:spacing w:after="40" w:line="264" w:lineRule="auto"/>
+            </w:pPr>
+            <w:r>
+              <w:rPr>
+                <w:sz w:val="16"/>
+              </w:rPr>
+              <w:t>Quran</w:t>
+            </w:r>
+          </w:p>
+        </w:tc>
+        <w:tc>
+          <w:tcPr>
+            <w:tcW w:type="dxa" w:w="6480"/>
+            <w:tcMar>
+              <w:top w:w="80" w:type="dxa"/>
+              <w:bottom w:w="80" w:type="dxa"/>
+              <w:start w:w="120" w:type="dxa"/>
+              <w:end w:w="120" w:type="dxa"/>
+            </w:tcMar>
+          </w:tcPr>
+          <w:p>
+            <w:pPr>
+              <w:spacing w:after="40" w:line="264" w:lineRule="auto"/>
+            </w:pPr>
+            <w:r>
+              <w:rPr>
+                <w:sz w:val="16"/>
+              </w:rPr>
+              <w:t>114 surahs; Arabic text; translations convey meanings.</w:t>
+            </w:r>
+          </w:p>
+        </w:tc>
+      </w:tr>
+      <w:tr>
+        <w:tc>
+          <w:tcPr>
+            <w:tcW w:type="dxa" w:w="2880"/>
+            <w:tcMar>
+              <w:top w:w="80" w:type="dxa"/>
+              <w:bottom w:w="80" w:type="dxa"/>
+              <w:start w:w="120" w:type="dxa"/>
+              <w:end w:w="120" w:type="dxa"/>
+            </w:tcMar>
+          </w:tcPr>
+          <w:p>
+            <w:pPr>
+              <w:spacing w:after="40" w:line="264" w:lineRule="auto"/>
+            </w:pPr>
+            <w:r>
+              <w:rPr>
+                <w:sz w:val="16"/>
+              </w:rPr>
+              <w:t>Transmission</w:t>
+            </w:r>
+          </w:p>
+        </w:tc>
+        <w:tc>
+          <w:tcPr>
+            <w:tcW w:type="dxa" w:w="6480"/>
+            <w:tcMar>
+              <w:top w:w="80" w:type="dxa"/>
+              <w:bottom w:w="80" w:type="dxa"/>
+              <w:start w:w="120" w:type="dxa"/>
+              <w:end w:w="120" w:type="dxa"/>
+            </w:tcMar>
+          </w:tcPr>
+          <w:p>
+            <w:pPr>
+              <w:spacing w:after="40" w:line="264" w:lineRule="auto"/>
+            </w:pPr>
+            <w:r>
+              <w:rPr>
+                <w:sz w:val="16"/>
+              </w:rPr>
+              <w:t>Preserved orally and in writing; collected and standardised after Mohammed's death.</w:t>
+            </w:r>
+          </w:p>
+        </w:tc>
+      </w:tr>
+      <w:tr>
+        <w:tc>
+          <w:tcPr>
+            <w:tcW w:type="dxa" w:w="2880"/>
+            <w:tcMar>
+              <w:top w:w="80" w:type="dxa"/>
+              <w:bottom w:w="80" w:type="dxa"/>
+              <w:start w:w="120" w:type="dxa"/>
+              <w:end w:w="120" w:type="dxa"/>
+            </w:tcMar>
+          </w:tcPr>
+          <w:p>
+            <w:pPr>
+              <w:spacing w:after="40" w:line="264" w:lineRule="auto"/>
+            </w:pPr>
+            <w:r>
+              <w:rPr>
+                <w:sz w:val="16"/>
+              </w:rPr>
+              <w:t>Hebrew and Torah</w:t>
+            </w:r>
+          </w:p>
+        </w:tc>
+        <w:tc>
+          <w:tcPr>
+            <w:tcW w:type="dxa" w:w="6480"/>
+            <w:tcMar>
+              <w:top w:w="80" w:type="dxa"/>
+              <w:bottom w:w="80" w:type="dxa"/>
+              <w:start w:w="120" w:type="dxa"/>
+              <w:end w:w="120" w:type="dxa"/>
+            </w:tcMar>
+          </w:tcPr>
+          <w:p>
+            <w:pPr>
+              <w:spacing w:after="40" w:line="264" w:lineRule="auto"/>
+            </w:pPr>
+            <w:r>
+              <w:rPr>
+                <w:sz w:val="16"/>
+              </w:rPr>
+              <w:t>Read right to left; a sofer writes a Torah scroll by hand on parchment.</w:t>
+            </w:r>
+          </w:p>
+        </w:tc>
+      </w:tr>
+      <w:tr>
+        <w:tc>
+          <w:tcPr>
+            <w:tcW w:type="dxa" w:w="2880"/>
+            <w:tcMar>
+              <w:top w:w="80" w:type="dxa"/>
+              <w:bottom w:w="80" w:type="dxa"/>
+              <w:start w:w="120" w:type="dxa"/>
+              <w:end w:w="120" w:type="dxa"/>
+            </w:tcMar>
+          </w:tcPr>
+          <w:p>
+            <w:pPr>
+              <w:spacing w:after="40" w:line="264" w:lineRule="auto"/>
+            </w:pPr>
+            <w:r>
+              <w:rPr>
+                <w:sz w:val="16"/>
+              </w:rPr>
+              <w:t>Jewish festivals</w:t>
+            </w:r>
+          </w:p>
+        </w:tc>
+        <w:tc>
+          <w:tcPr>
+            <w:tcW w:type="dxa" w:w="6480"/>
+            <w:tcMar>
+              <w:top w:w="80" w:type="dxa"/>
+              <w:bottom w:w="80" w:type="dxa"/>
+              <w:start w:w="120" w:type="dxa"/>
+              <w:end w:w="120" w:type="dxa"/>
+            </w:tcMar>
+          </w:tcPr>
+          <w:p>
+            <w:pPr>
+              <w:spacing w:after="40" w:line="264" w:lineRule="auto"/>
+            </w:pPr>
+            <w:r>
+              <w:rPr>
+                <w:sz w:val="16"/>
+              </w:rPr>
+              <w:t>Rosh Hashanah: New Year. Yom Kippur: repentance, forgiveness and reconciliation.</w:t>
+            </w:r>
+          </w:p>
+        </w:tc>
+      </w:tr>
+      <w:tr>
+        <w:tc>
+          <w:tcPr>
+            <w:tcW w:type="dxa" w:w="2880"/>
+            <w:tcMar>
+              <w:top w:w="80" w:type="dxa"/>
+              <w:bottom w:w="80" w:type="dxa"/>
+              <w:start w:w="120" w:type="dxa"/>
+              <w:end w:w="120" w:type="dxa"/>
+            </w:tcMar>
+          </w:tcPr>
+          <w:p>
+            <w:pPr>
+              <w:spacing w:after="40" w:line="264" w:lineRule="auto"/>
+            </w:pPr>
+            <w:r>
+              <w:rPr>
+                <w:sz w:val="16"/>
+              </w:rPr>
+              <w:t>Synagogue</w:t>
+            </w:r>
+          </w:p>
+        </w:tc>
+        <w:tc>
+          <w:tcPr>
+            <w:tcW w:type="dxa" w:w="6480"/>
+            <w:tcMar>
+              <w:top w:w="80" w:type="dxa"/>
+              <w:bottom w:w="80" w:type="dxa"/>
+              <w:start w:w="120" w:type="dxa"/>
+              <w:end w:w="120" w:type="dxa"/>
+            </w:tcMar>
+          </w:tcPr>
+          <w:p>
+            <w:pPr>
+              <w:spacing w:after="40" w:line="264" w:lineRule="auto"/>
+            </w:pPr>
+            <w:r>
+              <w:rPr>
+                <w:sz w:val="16"/>
+              </w:rPr>
+              <w:t>Torah ark, bimah, eternal light, mezuzah, siddur and cantor.</w:t>
+            </w:r>
+          </w:p>
+        </w:tc>
+      </w:tr>
+      <w:tr>
+        <w:tc>
+          <w:tcPr>
+            <w:tcW w:type="dxa" w:w="2880"/>
+            <w:tcMar>
+              <w:top w:w="80" w:type="dxa"/>
+              <w:bottom w:w="80" w:type="dxa"/>
+              <w:start w:w="120" w:type="dxa"/>
+              <w:end w:w="120" w:type="dxa"/>
+            </w:tcMar>
+          </w:tcPr>
+          <w:p>
+            <w:pPr>
+              <w:spacing w:after="40" w:line="264" w:lineRule="auto"/>
+            </w:pPr>
+            <w:r>
+              <w:rPr>
+                <w:sz w:val="16"/>
+              </w:rPr>
+              <w:t>Hanukkiah</w:t>
+            </w:r>
+          </w:p>
+        </w:tc>
+        <w:tc>
+          <w:tcPr>
+            <w:tcW w:type="dxa" w:w="6480"/>
+            <w:tcMar>
+              <w:top w:w="80" w:type="dxa"/>
+              <w:bottom w:w="80" w:type="dxa"/>
+              <w:start w:w="120" w:type="dxa"/>
+              <w:end w:w="120" w:type="dxa"/>
+            </w:tcMar>
+          </w:tcPr>
+          <w:p>
+            <w:pPr>
+              <w:spacing w:after="40" w:line="264" w:lineRule="auto"/>
+            </w:pPr>
+            <w:r>
+              <w:rPr>
+                <w:sz w:val="16"/>
+              </w:rPr>
+              <w:t>Nine lights: eight festival lights plus the helper light, shamash.</w:t>
+            </w:r>
+          </w:p>
+        </w:tc>
+      </w:tr>
+    </w:tbl>
+    <w:p>
+      <w:pPr>
+        <w:spacing w:after="20"/>
+      </w:pPr>
+      <w:r>
+        <w:rPr>
+          <w:b w:val="0"/>
+          <w:i w:val="0"/>
+        </w:rPr>
+      </w:r>
+    </w:p>
+    <w:p>
+      <w:r>
+        <w:rPr>
+          <w:b w:val="0"/>
+          <w:i/>
+          <w:color w:val="596A70"/>
+          <w:sz w:val="18"/>
+        </w:rPr>
+        <w:t>The claims 'all prayers only in Arabic', 'an eight-branched Hanukkah lamp' and 'women always sit in a gallery' were not copied as universal facts.</w:t>
+      </w:r>
+    </w:p>
+    <w:p>
+      <w:r>
+        <w:br w:type="page"/>
+      </w:r>
+    </w:p>
+    <w:p>
+      <w:pPr>
+        <w:pStyle w:val="Heading1"/>
+      </w:pPr>
+      <w:r>
+        <w:t>14. Quick family check</w:t>
       </w:r>
     </w:p>
     <w:p>
